--- a/Template/Procurement/2.1 ขอตั้งกกTOR.docx
+++ b/Template/Procurement/2.1 ขอตั้งกกTOR.docx
@@ -1000,9 +1000,9 @@
       </w:tblPr>
       <w:tblGrid>
         <w:gridCol w:w="446"/>
-        <w:gridCol w:w="4907"/>
-        <w:gridCol w:w="2410"/>
-        <w:gridCol w:w="1701"/>
+        <w:gridCol w:w="4090"/>
+        <w:gridCol w:w="2694"/>
+        <w:gridCol w:w="2234"/>
       </w:tblGrid>
       <w:tr>
         <w:tc>
@@ -1027,14 +1027,14 @@
         </w:tc>
         <w:tc>
           <w:tcPr>
-            <w:tcW w:w="4907" w:type="dxa"/>
+            <w:tcW w:w="4090" w:type="dxa"/>
           </w:tcPr>
           <w:p>
             <w:pPr>
               <w:ind w:right="-427"/>
               <w:jc w:val="thaiDistribute"/>
               <w:rPr>
-                <w:rFonts w:ascii="TH SarabunIT๙" w:eastAsia="Times New Roman" w:hAnsi="TH SarabunIT๙" w:cs="TH SarabunIT๙"/>
+                <w:rFonts w:ascii="TH SarabunIT๙" w:eastAsia="Times New Roman" w:hAnsi="TH SarabunIT๙" w:cs="TH SarabunIT๙" w:hint="cs"/>
                 <w:sz w:val="32"/>
                 <w:szCs w:val="32"/>
                 <w:cs/>
@@ -1055,8 +1055,20 @@
                 <w:szCs w:val="32"/>
                 <w:cs/>
               </w:rPr>
-              <w:t>คำนำหน้าสเปค</w:t>
+              <w:t>คำนำหน้า</w:t>
             </w:r>
+            <w:proofErr w:type="spellStart"/>
+            <w:r>
+              <w:rPr>
+                <w:rFonts w:ascii="TH SarabunIT๙" w:eastAsia="Times New Roman" w:hAnsi="TH SarabunIT๙" w:cs="TH SarabunIT๙" w:hint="cs"/>
+                <w:sz w:val="32"/>
+                <w:szCs w:val="32"/>
+                <w:cs/>
+              </w:rPr>
+              <w:t>สเปค</w:t>
+            </w:r>
+            <w:proofErr w:type="spellEnd"/>
+            <w:proofErr w:type="gramStart"/>
             <w:r>
               <w:rPr>
                 <w:rFonts w:ascii="TH SarabunIT๙" w:eastAsia="Times New Roman" w:hAnsi="TH SarabunIT๙" w:cs="TH SarabunIT๙"/>
@@ -1065,6 +1077,7 @@
               </w:rPr>
               <w:t>A}{</w:t>
             </w:r>
+            <w:proofErr w:type="gramEnd"/>
             <w:r>
               <w:rPr>
                 <w:rFonts w:ascii="TH SarabunIT๙" w:eastAsia="Times New Roman" w:hAnsi="TH SarabunIT๙" w:cs="TH SarabunIT๙" w:hint="cs"/>
@@ -1072,8 +1085,19 @@
                 <w:szCs w:val="32"/>
                 <w:cs/>
               </w:rPr>
-              <w:t>ชื่อสเปค</w:t>
+              <w:t>ชื่อ</w:t>
             </w:r>
+            <w:proofErr w:type="spellStart"/>
+            <w:r>
+              <w:rPr>
+                <w:rFonts w:ascii="TH SarabunIT๙" w:eastAsia="Times New Roman" w:hAnsi="TH SarabunIT๙" w:cs="TH SarabunIT๙" w:hint="cs"/>
+                <w:sz w:val="32"/>
+                <w:szCs w:val="32"/>
+                <w:cs/>
+              </w:rPr>
+              <w:t>สเปค</w:t>
+            </w:r>
+            <w:proofErr w:type="spellEnd"/>
             <w:r>
               <w:rPr>
                 <w:rFonts w:ascii="TH SarabunIT๙" w:eastAsia="Times New Roman" w:hAnsi="TH SarabunIT๙" w:cs="TH SarabunIT๙"/>
@@ -1106,8 +1130,19 @@
                 <w:szCs w:val="32"/>
                 <w:cs/>
               </w:rPr>
-              <w:t>นามสกุลสเปค</w:t>
+              <w:t>นามสกุล</w:t>
             </w:r>
+            <w:proofErr w:type="spellStart"/>
+            <w:r>
+              <w:rPr>
+                <w:rFonts w:ascii="TH SarabunIT๙" w:eastAsia="Times New Roman" w:hAnsi="TH SarabunIT๙" w:cs="TH SarabunIT๙" w:hint="cs"/>
+                <w:sz w:val="32"/>
+                <w:szCs w:val="32"/>
+                <w:cs/>
+              </w:rPr>
+              <w:t>สเปค</w:t>
+            </w:r>
+            <w:proofErr w:type="spellEnd"/>
             <w:r>
               <w:rPr>
                 <w:rFonts w:ascii="TH SarabunIT๙" w:eastAsia="Times New Roman" w:hAnsi="TH SarabunIT๙" w:cs="TH SarabunIT๙"/>
@@ -1128,7 +1163,7 @@
         </w:tc>
         <w:tc>
           <w:tcPr>
-            <w:tcW w:w="2410" w:type="dxa"/>
+            <w:tcW w:w="2694" w:type="dxa"/>
           </w:tcPr>
           <w:p>
             <w:pPr>
@@ -1155,8 +1190,19 @@
                 <w:szCs w:val="32"/>
                 <w:cs/>
               </w:rPr>
-              <w:t>ตำแหน่งสเปค</w:t>
+              <w:t>ตำแหน่ง</w:t>
             </w:r>
+            <w:proofErr w:type="spellStart"/>
+            <w:r>
+              <w:rPr>
+                <w:rFonts w:ascii="TH SarabunIT๙" w:eastAsia="Times New Roman" w:hAnsi="TH SarabunIT๙" w:cs="TH SarabunIT๙" w:hint="cs"/>
+                <w:sz w:val="32"/>
+                <w:szCs w:val="32"/>
+                <w:cs/>
+              </w:rPr>
+              <w:t>สเปค</w:t>
+            </w:r>
+            <w:proofErr w:type="spellEnd"/>
             <w:r>
               <w:rPr>
                 <w:rFonts w:ascii="TH SarabunIT๙" w:eastAsia="Times New Roman" w:hAnsi="TH SarabunIT๙" w:cs="TH SarabunIT๙"/>
@@ -1169,7 +1215,7 @@
         </w:tc>
         <w:tc>
           <w:tcPr>
-            <w:tcW w:w="1701" w:type="dxa"/>
+            <w:tcW w:w="2234" w:type="dxa"/>
           </w:tcPr>
           <w:p>
             <w:pPr>
@@ -1216,7 +1262,7 @@
         </w:tc>
         <w:tc>
           <w:tcPr>
-            <w:tcW w:w="4907" w:type="dxa"/>
+            <w:tcW w:w="4090" w:type="dxa"/>
           </w:tcPr>
           <w:p>
             <w:pPr>
@@ -1244,8 +1290,20 @@
                 <w:szCs w:val="32"/>
                 <w:cs/>
               </w:rPr>
-              <w:t>คำนำหน้าสเปค</w:t>
+              <w:t>คำนำหน้า</w:t>
             </w:r>
+            <w:proofErr w:type="spellStart"/>
+            <w:r>
+              <w:rPr>
+                <w:rFonts w:ascii="TH SarabunIT๙" w:eastAsia="Times New Roman" w:hAnsi="TH SarabunIT๙" w:cs="TH SarabunIT๙" w:hint="cs"/>
+                <w:sz w:val="32"/>
+                <w:szCs w:val="32"/>
+                <w:cs/>
+              </w:rPr>
+              <w:t>สเปค</w:t>
+            </w:r>
+            <w:proofErr w:type="spellEnd"/>
+            <w:proofErr w:type="gramStart"/>
             <w:r>
               <w:rPr>
                 <w:rFonts w:ascii="TH SarabunIT๙" w:eastAsia="Times New Roman" w:hAnsi="TH SarabunIT๙" w:cs="TH SarabunIT๙"/>
@@ -1254,6 +1312,7 @@
               </w:rPr>
               <w:t>B}{</w:t>
             </w:r>
+            <w:proofErr w:type="gramEnd"/>
             <w:r>
               <w:rPr>
                 <w:rFonts w:ascii="TH SarabunIT๙" w:eastAsia="Times New Roman" w:hAnsi="TH SarabunIT๙" w:cs="TH SarabunIT๙" w:hint="cs"/>
@@ -1261,8 +1320,19 @@
                 <w:szCs w:val="32"/>
                 <w:cs/>
               </w:rPr>
-              <w:t>ชื่อสเปค</w:t>
+              <w:t>ชื่อ</w:t>
             </w:r>
+            <w:proofErr w:type="spellStart"/>
+            <w:r>
+              <w:rPr>
+                <w:rFonts w:ascii="TH SarabunIT๙" w:eastAsia="Times New Roman" w:hAnsi="TH SarabunIT๙" w:cs="TH SarabunIT๙" w:hint="cs"/>
+                <w:sz w:val="32"/>
+                <w:szCs w:val="32"/>
+                <w:cs/>
+              </w:rPr>
+              <w:t>สเปค</w:t>
+            </w:r>
+            <w:proofErr w:type="spellEnd"/>
             <w:r>
               <w:rPr>
                 <w:rFonts w:ascii="TH SarabunIT๙" w:eastAsia="Times New Roman" w:hAnsi="TH SarabunIT๙" w:cs="TH SarabunIT๙"/>
@@ -1295,8 +1365,19 @@
                 <w:szCs w:val="32"/>
                 <w:cs/>
               </w:rPr>
-              <w:t>นามสกุลสเปค</w:t>
+              <w:t>นามสกุล</w:t>
             </w:r>
+            <w:proofErr w:type="spellStart"/>
+            <w:r>
+              <w:rPr>
+                <w:rFonts w:ascii="TH SarabunIT๙" w:eastAsia="Times New Roman" w:hAnsi="TH SarabunIT๙" w:cs="TH SarabunIT๙" w:hint="cs"/>
+                <w:sz w:val="32"/>
+                <w:szCs w:val="32"/>
+                <w:cs/>
+              </w:rPr>
+              <w:t>สเปค</w:t>
+            </w:r>
+            <w:proofErr w:type="spellEnd"/>
             <w:r>
               <w:rPr>
                 <w:rFonts w:ascii="TH SarabunIT๙" w:eastAsia="Times New Roman" w:hAnsi="TH SarabunIT๙" w:cs="TH SarabunIT๙"/>
@@ -1317,7 +1398,7 @@
         </w:tc>
         <w:tc>
           <w:tcPr>
-            <w:tcW w:w="2410" w:type="dxa"/>
+            <w:tcW w:w="2694" w:type="dxa"/>
           </w:tcPr>
           <w:p>
             <w:pPr>
@@ -1344,8 +1425,19 @@
                 <w:szCs w:val="32"/>
                 <w:cs/>
               </w:rPr>
-              <w:t>ตำแหน่งสเปค</w:t>
+              <w:t>ตำแหน่ง</w:t>
             </w:r>
+            <w:proofErr w:type="spellStart"/>
+            <w:r>
+              <w:rPr>
+                <w:rFonts w:ascii="TH SarabunIT๙" w:eastAsia="Times New Roman" w:hAnsi="TH SarabunIT๙" w:cs="TH SarabunIT๙" w:hint="cs"/>
+                <w:sz w:val="32"/>
+                <w:szCs w:val="32"/>
+                <w:cs/>
+              </w:rPr>
+              <w:t>สเปค</w:t>
+            </w:r>
+            <w:proofErr w:type="spellEnd"/>
             <w:r>
               <w:rPr>
                 <w:rFonts w:ascii="TH SarabunIT๙" w:eastAsia="Times New Roman" w:hAnsi="TH SarabunIT๙" w:cs="TH SarabunIT๙"/>
@@ -1358,7 +1450,7 @@
         </w:tc>
         <w:tc>
           <w:tcPr>
-            <w:tcW w:w="1701" w:type="dxa"/>
+            <w:tcW w:w="2234" w:type="dxa"/>
           </w:tcPr>
           <w:p>
             <w:pPr>
@@ -1405,7 +1497,7 @@
         </w:tc>
         <w:tc>
           <w:tcPr>
-            <w:tcW w:w="4907" w:type="dxa"/>
+            <w:tcW w:w="4090" w:type="dxa"/>
           </w:tcPr>
           <w:p>
             <w:pPr>
@@ -1433,8 +1525,20 @@
                 <w:szCs w:val="32"/>
                 <w:cs/>
               </w:rPr>
-              <w:t>คำนำหน้าสเปค</w:t>
+              <w:t>คำนำหน้า</w:t>
             </w:r>
+            <w:proofErr w:type="spellStart"/>
+            <w:r>
+              <w:rPr>
+                <w:rFonts w:ascii="TH SarabunIT๙" w:eastAsia="Times New Roman" w:hAnsi="TH SarabunIT๙" w:cs="TH SarabunIT๙" w:hint="cs"/>
+                <w:sz w:val="32"/>
+                <w:szCs w:val="32"/>
+                <w:cs/>
+              </w:rPr>
+              <w:t>สเปค</w:t>
+            </w:r>
+            <w:proofErr w:type="spellEnd"/>
+            <w:proofErr w:type="gramStart"/>
             <w:r>
               <w:rPr>
                 <w:rFonts w:ascii="TH SarabunIT๙" w:eastAsia="Times New Roman" w:hAnsi="TH SarabunIT๙" w:cs="TH SarabunIT๙"/>
@@ -1443,6 +1547,7 @@
               </w:rPr>
               <w:t>C}{</w:t>
             </w:r>
+            <w:proofErr w:type="gramEnd"/>
             <w:r>
               <w:rPr>
                 <w:rFonts w:ascii="TH SarabunIT๙" w:eastAsia="Times New Roman" w:hAnsi="TH SarabunIT๙" w:cs="TH SarabunIT๙" w:hint="cs"/>
@@ -1450,8 +1555,19 @@
                 <w:szCs w:val="32"/>
                 <w:cs/>
               </w:rPr>
-              <w:t>ชื่อสเปค</w:t>
+              <w:t>ชื่อ</w:t>
             </w:r>
+            <w:proofErr w:type="spellStart"/>
+            <w:r>
+              <w:rPr>
+                <w:rFonts w:ascii="TH SarabunIT๙" w:eastAsia="Times New Roman" w:hAnsi="TH SarabunIT๙" w:cs="TH SarabunIT๙" w:hint="cs"/>
+                <w:sz w:val="32"/>
+                <w:szCs w:val="32"/>
+                <w:cs/>
+              </w:rPr>
+              <w:t>สเปค</w:t>
+            </w:r>
+            <w:proofErr w:type="spellEnd"/>
             <w:r>
               <w:rPr>
                 <w:rFonts w:ascii="TH SarabunIT๙" w:eastAsia="Times New Roman" w:hAnsi="TH SarabunIT๙" w:cs="TH SarabunIT๙"/>
@@ -1484,8 +1600,19 @@
                 <w:szCs w:val="32"/>
                 <w:cs/>
               </w:rPr>
-              <w:t>นามสกุลสเปค</w:t>
+              <w:t>นามสกุล</w:t>
             </w:r>
+            <w:proofErr w:type="spellStart"/>
+            <w:r>
+              <w:rPr>
+                <w:rFonts w:ascii="TH SarabunIT๙" w:eastAsia="Times New Roman" w:hAnsi="TH SarabunIT๙" w:cs="TH SarabunIT๙" w:hint="cs"/>
+                <w:sz w:val="32"/>
+                <w:szCs w:val="32"/>
+                <w:cs/>
+              </w:rPr>
+              <w:t>สเปค</w:t>
+            </w:r>
+            <w:proofErr w:type="spellEnd"/>
             <w:r>
               <w:rPr>
                 <w:rFonts w:ascii="TH SarabunIT๙" w:eastAsia="Times New Roman" w:hAnsi="TH SarabunIT๙" w:cs="TH SarabunIT๙"/>
@@ -1506,7 +1633,7 @@
         </w:tc>
         <w:tc>
           <w:tcPr>
-            <w:tcW w:w="2410" w:type="dxa"/>
+            <w:tcW w:w="2694" w:type="dxa"/>
           </w:tcPr>
           <w:p>
             <w:pPr>
@@ -1533,8 +1660,19 @@
                 <w:szCs w:val="32"/>
                 <w:cs/>
               </w:rPr>
-              <w:t>ตำแหน่งสเปค</w:t>
+              <w:t>ตำแหน่ง</w:t>
             </w:r>
+            <w:proofErr w:type="spellStart"/>
+            <w:r>
+              <w:rPr>
+                <w:rFonts w:ascii="TH SarabunIT๙" w:eastAsia="Times New Roman" w:hAnsi="TH SarabunIT๙" w:cs="TH SarabunIT๙" w:hint="cs"/>
+                <w:sz w:val="32"/>
+                <w:szCs w:val="32"/>
+                <w:cs/>
+              </w:rPr>
+              <w:t>สเปค</w:t>
+            </w:r>
+            <w:proofErr w:type="spellEnd"/>
             <w:r>
               <w:rPr>
                 <w:rFonts w:ascii="TH SarabunIT๙" w:eastAsia="Times New Roman" w:hAnsi="TH SarabunIT๙" w:cs="TH SarabunIT๙"/>
@@ -1547,7 +1685,7 @@
         </w:tc>
         <w:tc>
           <w:tcPr>
-            <w:tcW w:w="1701" w:type="dxa"/>
+            <w:tcW w:w="2234" w:type="dxa"/>
           </w:tcPr>
           <w:p>
             <w:pPr>
@@ -1829,16 +1967,16 @@
         <mc:AlternateContent>
           <mc:Choice Requires="wps">
             <w:drawing>
-              <wp:anchor distT="45720" distB="45720" distL="114300" distR="114300" simplePos="0" relativeHeight="251659776" behindDoc="0" locked="0" layoutInCell="1" allowOverlap="1" wp14:anchorId="6416B72A" wp14:editId="7A7E32EF">
+              <wp:anchor distT="45720" distB="45720" distL="114300" distR="114300" simplePos="0" relativeHeight="251659776" behindDoc="0" locked="0" layoutInCell="1" allowOverlap="1" wp14:anchorId="6416B72A" wp14:editId="31165849">
                 <wp:simplePos x="0" y="0"/>
                 <wp:positionH relativeFrom="column">
                   <wp:posOffset>2777490</wp:posOffset>
                 </wp:positionH>
                 <wp:positionV relativeFrom="paragraph">
-                  <wp:posOffset>246380</wp:posOffset>
+                  <wp:posOffset>241935</wp:posOffset>
                 </wp:positionV>
-                <wp:extent cx="3426460" cy="1892300"/>
-                <wp:effectExtent l="0" t="0" r="0" b="0"/>
+                <wp:extent cx="3371850" cy="2181225"/>
+                <wp:effectExtent l="0" t="0" r="19050" b="28575"/>
                 <wp:wrapSquare wrapText="bothSides"/>
                 <wp:docPr id="1960243172" name="Text Box 2"/>
                 <wp:cNvGraphicFramePr>
@@ -1853,7 +1991,7 @@
                       <wps:spPr bwMode="auto">
                         <a:xfrm>
                           <a:off x="0" y="0"/>
-                          <a:ext cx="3426460" cy="1892300"/>
+                          <a:ext cx="3371850" cy="2181225"/>
                         </a:xfrm>
                         <a:prstGeom prst="rect">
                           <a:avLst/>
@@ -2003,8 +2141,20 @@
                                 <w:szCs w:val="32"/>
                                 <w:cs/>
                               </w:rPr>
-                              <w:t>คำนำหน้าผอ</w:t>
+                              <w:t>คำนำหน้า</w:t>
                             </w:r>
+                            <w:proofErr w:type="spellStart"/>
+                            <w:r>
+                              <w:rPr>
+                                <w:rFonts w:ascii="TH SarabunIT๙" w:hAnsi="TH SarabunIT๙" w:cs="TH SarabunIT๙" w:hint="cs"/>
+                                <w:spacing w:val="-10"/>
+                                <w:sz w:val="32"/>
+                                <w:szCs w:val="32"/>
+                                <w:cs/>
+                              </w:rPr>
+                              <w:t>ผอ</w:t>
+                            </w:r>
+                            <w:proofErr w:type="spellEnd"/>
                             <w:r>
                               <w:rPr>
                                 <w:rFonts w:ascii="TH SarabunIT๙" w:hAnsi="TH SarabunIT๙" w:cs="TH SarabunIT๙"/>
@@ -2022,8 +2172,20 @@
                                 <w:szCs w:val="32"/>
                                 <w:cs/>
                               </w:rPr>
-                              <w:t>ชื่อผอ</w:t>
+                              <w:t>ชื่อ</w:t>
                             </w:r>
+                            <w:proofErr w:type="spellStart"/>
+                            <w:r>
+                              <w:rPr>
+                                <w:rFonts w:ascii="TH SarabunIT๙" w:hAnsi="TH SarabunIT๙" w:cs="TH SarabunIT๙" w:hint="cs"/>
+                                <w:spacing w:val="-10"/>
+                                <w:sz w:val="32"/>
+                                <w:szCs w:val="32"/>
+                                <w:cs/>
+                              </w:rPr>
+                              <w:t>ผอ</w:t>
+                            </w:r>
+                            <w:proofErr w:type="spellEnd"/>
                             <w:r>
                               <w:rPr>
                                 <w:rFonts w:ascii="TH SarabunIT๙" w:hAnsi="TH SarabunIT๙" w:cs="TH SarabunIT๙"/>
@@ -2060,8 +2222,20 @@
                                 <w:szCs w:val="32"/>
                                 <w:cs/>
                               </w:rPr>
-                              <w:t>นามสกุลผอ</w:t>
+                              <w:t>นามสกุล</w:t>
                             </w:r>
+                            <w:proofErr w:type="spellStart"/>
+                            <w:r>
+                              <w:rPr>
+                                <w:rFonts w:ascii="TH SarabunIT๙" w:hAnsi="TH SarabunIT๙" w:cs="TH SarabunIT๙" w:hint="cs"/>
+                                <w:spacing w:val="-10"/>
+                                <w:sz w:val="32"/>
+                                <w:szCs w:val="32"/>
+                                <w:cs/>
+                              </w:rPr>
+                              <w:t>ผอ</w:t>
+                            </w:r>
+                            <w:proofErr w:type="spellEnd"/>
                             <w:r>
                               <w:rPr>
                                 <w:rFonts w:ascii="TH SarabunIT๙" w:hAnsi="TH SarabunIT๙" w:cs="TH SarabunIT๙"/>
@@ -2156,7 +2330,7 @@
                 <v:stroke joinstyle="miter"/>
                 <v:path gradientshapeok="t" o:connecttype="rect"/>
               </v:shapetype>
-              <v:shape id="Text Box 2" o:spid="_x0000_s1026" type="#_x0000_t202" style="position:absolute;left:0;text-align:left;margin-left:218.7pt;margin-top:19.4pt;width:269.8pt;height:149pt;z-index:251659776;visibility:visible;mso-wrap-style:square;mso-width-percent:0;mso-height-percent:0;mso-wrap-distance-left:9pt;mso-wrap-distance-top:3.6pt;mso-wrap-distance-right:9pt;mso-wrap-distance-bottom:3.6pt;mso-position-horizontal:absolute;mso-position-horizontal-relative:text;mso-position-vertical:absolute;mso-position-vertical-relative:text;mso-width-percent:0;mso-height-percent:0;mso-width-relative:margin;mso-height-relative:margin;v-text-anchor:top" o:gfxdata="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">
+              <v:shape id="Text Box 2" o:spid="_x0000_s1026" type="#_x0000_t202" style="position:absolute;left:0;text-align:left;margin-left:218.7pt;margin-top:19.05pt;width:265.5pt;height:171.75pt;z-index:251659776;visibility:visible;mso-wrap-style:square;mso-width-percent:0;mso-height-percent:0;mso-wrap-distance-left:9pt;mso-wrap-distance-top:3.6pt;mso-wrap-distance-right:9pt;mso-wrap-distance-bottom:3.6pt;mso-position-horizontal:absolute;mso-position-horizontal-relative:text;mso-position-vertical:absolute;mso-position-vertical-relative:text;mso-width-percent:0;mso-height-percent:0;mso-width-relative:margin;mso-height-relative:margin;v-text-anchor:top" o:gfxdata="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">
                 <v:textbox>
                   <w:txbxContent>
                     <w:p>
@@ -2248,7 +2422,7 @@
                     <w:p>
                       <w:pPr>
                         <w:rPr>
-                          <w:rFonts w:ascii="TH SarabunIT๙" w:hAnsi="TH SarabunIT๙" w:cs="TH SarabunIT๙" w:hint="cs"/>
+                          <w:rFonts w:ascii="TH SarabunIT๙" w:hAnsi="TH SarabunIT๙" w:cs="TH SarabunIT๙"/>
                           <w:spacing w:val="-10"/>
                         </w:rPr>
                       </w:pPr>
@@ -2290,8 +2464,20 @@
                           <w:szCs w:val="32"/>
                           <w:cs/>
                         </w:rPr>
-                        <w:t>คำนำหน้าผอ</w:t>
+                        <w:t>คำนำหน้า</w:t>
                       </w:r>
+                      <w:proofErr w:type="spellStart"/>
+                      <w:r>
+                        <w:rPr>
+                          <w:rFonts w:ascii="TH SarabunIT๙" w:hAnsi="TH SarabunIT๙" w:cs="TH SarabunIT๙" w:hint="cs"/>
+                          <w:spacing w:val="-10"/>
+                          <w:sz w:val="32"/>
+                          <w:szCs w:val="32"/>
+                          <w:cs/>
+                        </w:rPr>
+                        <w:t>ผอ</w:t>
+                      </w:r>
+                      <w:proofErr w:type="spellEnd"/>
                       <w:r>
                         <w:rPr>
                           <w:rFonts w:ascii="TH SarabunIT๙" w:hAnsi="TH SarabunIT๙" w:cs="TH SarabunIT๙"/>
@@ -2309,8 +2495,20 @@
                           <w:szCs w:val="32"/>
                           <w:cs/>
                         </w:rPr>
-                        <w:t>ชื่อผอ</w:t>
+                        <w:t>ชื่อ</w:t>
                       </w:r>
+                      <w:proofErr w:type="spellStart"/>
+                      <w:r>
+                        <w:rPr>
+                          <w:rFonts w:ascii="TH SarabunIT๙" w:hAnsi="TH SarabunIT๙" w:cs="TH SarabunIT๙" w:hint="cs"/>
+                          <w:spacing w:val="-10"/>
+                          <w:sz w:val="32"/>
+                          <w:szCs w:val="32"/>
+                          <w:cs/>
+                        </w:rPr>
+                        <w:t>ผอ</w:t>
+                      </w:r>
+                      <w:proofErr w:type="spellEnd"/>
                       <w:r>
                         <w:rPr>
                           <w:rFonts w:ascii="TH SarabunIT๙" w:hAnsi="TH SarabunIT๙" w:cs="TH SarabunIT๙"/>
@@ -2347,8 +2545,20 @@
                           <w:szCs w:val="32"/>
                           <w:cs/>
                         </w:rPr>
-                        <w:t>นามสกุลผอ</w:t>
+                        <w:t>นามสกุล</w:t>
                       </w:r>
+                      <w:proofErr w:type="spellStart"/>
+                      <w:r>
+                        <w:rPr>
+                          <w:rFonts w:ascii="TH SarabunIT๙" w:hAnsi="TH SarabunIT๙" w:cs="TH SarabunIT๙" w:hint="cs"/>
+                          <w:spacing w:val="-10"/>
+                          <w:sz w:val="32"/>
+                          <w:szCs w:val="32"/>
+                          <w:cs/>
+                        </w:rPr>
+                        <w:t>ผอ</w:t>
+                      </w:r>
+                      <w:proofErr w:type="spellEnd"/>
                       <w:r>
                         <w:rPr>
                           <w:rFonts w:ascii="TH SarabunIT๙" w:hAnsi="TH SarabunIT๙" w:cs="TH SarabunIT๙"/>
